--- a/content/w142.docx
+++ b/content/w142.docx
@@ -7,7 +7,7 @@
         <w:pStyle w:val="Title"/>
       </w:pPr>
       <w:r>
-        <w:t xml:space="preserve">Placeholder - Check Back Later</w:t>
+        <w:t xml:space="preserve">14.2 - Undergraduate</w:t>
       </w:r>
     </w:p>
     <w:p>
@@ -34,13 +34,13 @@
         <w:t xml:space="preserve">S2026</w:t>
       </w:r>
     </w:p>
-    <w:bookmarkStart w:id="20" w:name="debate"/>
+    <w:bookmarkStart w:id="23" w:name="presentations"/>
     <w:p>
       <w:pPr>
         <w:pStyle w:val="Heading4"/>
       </w:pPr>
       <w:r>
-        <w:t xml:space="preserve">⚖️ Debate!</w:t>
+        <w:t xml:space="preserve">🎉 Presentations!</w:t>
       </w:r>
     </w:p>
     <w:p>
@@ -52,169 +52,7 @@
         </w:numPr>
       </w:pPr>
       <w:r>
-        <w:rPr>
-          <w:i/>
-          <w:iCs/>
-        </w:rPr>
-        <w:t xml:space="preserve">test</w:t>
-      </w:r>
-    </w:p>
-    <w:bookmarkEnd w:id="20"/>
-    <w:bookmarkStart w:id="21" w:name="think"/>
-    <w:p>
-      <w:pPr>
-        <w:pStyle w:val="Heading4"/>
-      </w:pPr>
-      <w:r>
-        <w:t xml:space="preserve">🧠 Think:</w:t>
-      </w:r>
-    </w:p>
-    <w:p>
-      <w:pPr>
-        <w:pStyle w:val="Compact"/>
-        <w:numPr>
-          <w:ilvl w:val="0"/>
-          <w:numId w:val="1002"/>
-        </w:numPr>
-      </w:pPr>
-      <w:r>
-        <w:rPr>
-          <w:i/>
-          <w:iCs/>
-        </w:rPr>
-        <w:t xml:space="preserve">test</w:t>
-      </w:r>
-    </w:p>
-    <w:bookmarkEnd w:id="21"/>
-    <w:bookmarkStart w:id="22" w:name="read"/>
-    <w:p>
-      <w:pPr>
-        <w:pStyle w:val="Heading4"/>
-      </w:pPr>
-      <w:r>
-        <w:t xml:space="preserve">📖 Read:</w:t>
-      </w:r>
-    </w:p>
-    <w:p>
-      <w:pPr>
-        <w:pStyle w:val="Compact"/>
-        <w:numPr>
-          <w:ilvl w:val="0"/>
-          <w:numId w:val="1003"/>
-        </w:numPr>
-      </w:pPr>
-      <w:r>
-        <w:t xml:space="preserve">test</w:t>
-      </w:r>
-    </w:p>
-    <w:bookmarkEnd w:id="22"/>
-    <w:bookmarkStart w:id="23" w:name="listen"/>
-    <w:p>
-      <w:pPr>
-        <w:pStyle w:val="Heading4"/>
-      </w:pPr>
-      <w:r>
-        <w:t xml:space="preserve">🎧 Listen:</w:t>
-      </w:r>
-    </w:p>
-    <w:p>
-      <w:pPr>
-        <w:pStyle w:val="Compact"/>
-        <w:numPr>
-          <w:ilvl w:val="0"/>
-          <w:numId w:val="1004"/>
-        </w:numPr>
-      </w:pPr>
-      <w:r>
-        <w:t xml:space="preserve">test</w:t>
-      </w:r>
-    </w:p>
-    <w:bookmarkEnd w:id="23"/>
-    <w:bookmarkStart w:id="24" w:name="watch"/>
-    <w:p>
-      <w:pPr>
-        <w:pStyle w:val="Heading4"/>
-      </w:pPr>
-      <w:r>
-        <w:t xml:space="preserve">📺 Watch:</w:t>
-      </w:r>
-    </w:p>
-    <w:p>
-      <w:pPr>
-        <w:pStyle w:val="Compact"/>
-        <w:numPr>
-          <w:ilvl w:val="0"/>
-          <w:numId w:val="1005"/>
-        </w:numPr>
-      </w:pPr>
-      <w:r>
-        <w:t xml:space="preserve">test</w:t>
-      </w:r>
-    </w:p>
-    <w:bookmarkEnd w:id="24"/>
-    <w:bookmarkStart w:id="25" w:name="browse"/>
-    <w:p>
-      <w:pPr>
-        <w:pStyle w:val="Heading4"/>
-      </w:pPr>
-      <w:r>
-        <w:t xml:space="preserve">🌐 Browse:</w:t>
-      </w:r>
-    </w:p>
-    <w:p>
-      <w:pPr>
-        <w:pStyle w:val="Compact"/>
-        <w:numPr>
-          <w:ilvl w:val="0"/>
-          <w:numId w:val="1006"/>
-        </w:numPr>
-      </w:pPr>
-      <w:r>
-        <w:t xml:space="preserve">test</w:t>
-      </w:r>
-    </w:p>
-    <w:bookmarkEnd w:id="25"/>
-    <w:bookmarkStart w:id="26" w:name="additional-resources"/>
-    <w:p>
-      <w:pPr>
-        <w:pStyle w:val="Heading4"/>
-      </w:pPr>
-      <w:r>
-        <w:t xml:space="preserve">📚 Additional Resources:</w:t>
-      </w:r>
-    </w:p>
-    <w:p>
-      <w:pPr>
-        <w:pStyle w:val="Compact"/>
-        <w:numPr>
-          <w:ilvl w:val="0"/>
-          <w:numId w:val="1007"/>
-        </w:numPr>
-      </w:pPr>
-      <w:r>
-        <w:t xml:space="preserve">test</w:t>
-      </w:r>
-    </w:p>
-    <w:bookmarkEnd w:id="26"/>
-    <w:bookmarkStart w:id="30" w:name="submit"/>
-    <w:p>
-      <w:pPr>
-        <w:pStyle w:val="Heading4"/>
-      </w:pPr>
-      <w:r>
-        <w:t xml:space="preserve">📝 Submit:</w:t>
-      </w:r>
-    </w:p>
-    <w:p>
-      <w:pPr>
-        <w:pStyle w:val="Compact"/>
-        <w:numPr>
-          <w:ilvl w:val="0"/>
-          <w:numId w:val="1008"/>
-        </w:numPr>
-      </w:pPr>
-      <w:r>
-        <w:t xml:space="preserve">Discussion question to course chat</w:t>
+        <w:t xml:space="preserve">Undergraduate students (both individuals and teams) will present their projects today.</w:t>
       </w:r>
     </w:p>
     <w:tbl>
@@ -258,18 +96,18 @@
                 <wp:inline>
                   <wp:extent cx="152400" cy="152400"/>
                   <wp:effectExtent b="0" l="0" r="0" t="0"/>
-                  <wp:docPr descr="" title="" id="28" name="Picture"/>
+                  <wp:docPr descr="" title="" id="21" name="Picture"/>
                   <a:graphic>
                     <a:graphicData uri="http://schemas.openxmlformats.org/drawingml/2006/picture">
                       <pic:pic>
                         <pic:nvPicPr>
-                          <pic:cNvPr descr="/opt/quarto/share/formats/docx/tip.png" id="29" name="Picture"/>
+                          <pic:cNvPr descr="/opt/quarto/share/formats/docx/tip.png" id="22" name="Picture"/>
                           <pic:cNvPicPr>
                             <a:picLocks noChangeArrowheads="1" noChangeAspect="1"/>
                           </pic:cNvPicPr>
                         </pic:nvPicPr>
                         <pic:blipFill>
-                          <a:blip r:embed="rId27"/>
+                          <a:blip r:embed="rId20"/>
                           <a:stretch>
                             <a:fillRect/>
                           </a:stretch>
@@ -323,7 +161,7 @@
               <w:pStyle w:val="Compact"/>
               <w:numPr>
                 <w:ilvl w:val="0"/>
-                <w:numId w:val="1009"/>
+                <w:numId w:val="1002"/>
               </w:numPr>
             </w:pPr>
             <w:r>
@@ -359,7 +197,7 @@
               <w:pStyle w:val="Compact"/>
               <w:numPr>
                 <w:ilvl w:val="0"/>
-                <w:numId w:val="1009"/>
+                <w:numId w:val="1002"/>
               </w:numPr>
             </w:pPr>
             <w:r>
@@ -377,7 +215,7 @@
               <w:pStyle w:val="Compact"/>
               <w:numPr>
                 <w:ilvl w:val="0"/>
-                <w:numId w:val="1009"/>
+                <w:numId w:val="1002"/>
               </w:numPr>
             </w:pPr>
             <w:r>
@@ -394,7 +232,7 @@
         </w:tc>
       </w:tr>
     </w:tbl>
-    <w:bookmarkEnd w:id="30"/>
+    <w:bookmarkEnd w:id="23"/>
     <w:sectPr>
       <w:footnotePr>
         <w:numRestart w:val="eachSect"/>
@@ -615,27 +453,6 @@
     <w:abstractNumId w:val="991"/>
   </w:num>
   <w:num w:numId="1002">
-    <w:abstractNumId w:val="991"/>
-  </w:num>
-  <w:num w:numId="1003">
-    <w:abstractNumId w:val="991"/>
-  </w:num>
-  <w:num w:numId="1004">
-    <w:abstractNumId w:val="991"/>
-  </w:num>
-  <w:num w:numId="1005">
-    <w:abstractNumId w:val="991"/>
-  </w:num>
-  <w:num w:numId="1006">
-    <w:abstractNumId w:val="991"/>
-  </w:num>
-  <w:num w:numId="1007">
-    <w:abstractNumId w:val="991"/>
-  </w:num>
-  <w:num w:numId="1008">
-    <w:abstractNumId w:val="991"/>
-  </w:num>
-  <w:num w:numId="1009">
     <w:abstractNumId w:val="991"/>
   </w:num>
 </w:numbering>

--- a/content/w142.docx
+++ b/content/w142.docx
@@ -34,7 +34,7 @@
         <w:t xml:space="preserve">S2026</w:t>
       </w:r>
     </w:p>
-    <w:bookmarkStart w:id="23" w:name="presentations"/>
+    <w:bookmarkStart w:id="12" w:name="presentations"/>
     <w:p>
       <w:pPr>
         <w:pStyle w:val="Heading4"/>
@@ -96,18 +96,18 @@
                 <wp:inline>
                   <wp:extent cx="152400" cy="152400"/>
                   <wp:effectExtent b="0" l="0" r="0" t="0"/>
-                  <wp:docPr descr="" title="" id="21" name="Picture"/>
+                  <wp:docPr descr="" title="" id="10" name="Picture"/>
                   <a:graphic>
                     <a:graphicData uri="http://schemas.openxmlformats.org/drawingml/2006/picture">
                       <pic:pic>
                         <pic:nvPicPr>
-                          <pic:cNvPr descr="/opt/quarto/share/formats/docx/tip.png" id="22" name="Picture"/>
+                          <pic:cNvPr descr="/opt/quarto/share/formats/docx/tip.png" id="11" name="Picture"/>
                           <pic:cNvPicPr>
                             <a:picLocks noChangeArrowheads="1" noChangeAspect="1"/>
                           </pic:cNvPicPr>
                         </pic:nvPicPr>
                         <pic:blipFill>
-                          <a:blip r:embed="rId20"/>
+                          <a:blip r:embed="rId9"/>
                           <a:stretch>
                             <a:fillRect/>
                           </a:stretch>
@@ -232,7 +232,7 @@
         </w:tc>
       </w:tr>
     </w:tbl>
-    <w:bookmarkEnd w:id="23"/>
+    <w:bookmarkEnd w:id="12"/>
     <w:sectPr>
       <w:footnotePr>
         <w:numRestart w:val="eachSect"/>
@@ -463,10 +463,10 @@
   <w:docDefaults>
     <w:rPrDefault>
       <w:rPr>
-        <w:rFonts w:asciiTheme="minorHAnsi" w:cstheme="minorBidi" w:eastAsiaTheme="minorHAnsi" w:hAnsiTheme="minorHAnsi"/>
+        <w:rFonts w:asciiTheme="minorHAnsi" w:cstheme="minorBidi" w:eastAsiaTheme="minorEastAsia" w:hAnsiTheme="minorHAnsi"/>
         <w:sz w:val="24"/>
         <w:szCs w:val="24"/>
-        <w:lang w:bidi="ar-SA" w:eastAsia="en-US" w:val="en-US"/>
+        <w:lang w:bidi="ar-SA" w:eastAsia="zh-CN" w:val="en-US"/>
       </w:rPr>
     </w:rPrDefault>
     <w:pPrDefault>
@@ -1007,13 +1007,6 @@
       </w:tblCellMar>
     </w:tblPr>
     <w:tblStylePr w:type="firstRow">
-      <w:tblPr>
-        <w:jc w:val="left"/>
-        <w:tblInd w:type="dxa" w:w="0"/>
-      </w:tblPr>
-      <w:trPr>
-        <w:jc w:val="left"/>
-      </w:trPr>
       <w:tcPr>
         <w:tcBorders>
           <w:bottom w:val="single"/>
